--- a/顺序图描述文档.docx
+++ b/顺序图描述文档.docx
@@ -5,30 +5,99 @@
     <w:p>
       <w:pPr>
         <w:rPr>
+          <w:rFonts w:hint="eastAsia"/>
+          <w:b/>
+          <w:bCs/>
+          <w:sz w:val="52"/>
+          <w:szCs w:val="52"/>
+          <w:lang w:val="en-US" w:eastAsia="zh-CN"/>
+        </w:rPr>
+      </w:pPr>
+      <w:r>
+        <w:rPr>
+          <w:rFonts w:hint="eastAsia"/>
+          <w:b/>
+          <w:bCs/>
+          <w:sz w:val="52"/>
+          <w:szCs w:val="52"/>
+          <w:lang w:val="en-US" w:eastAsia="zh-CN"/>
+        </w:rPr>
+        <w:t>用顺序图说明文档</w:t>
+      </w:r>
+    </w:p>
+    <w:p>
+      <w:pPr>
+        <w:rPr>
+          <w:rFonts w:hint="eastAsia"/>
+          <w:lang w:val="en-US" w:eastAsia="zh-CN"/>
+        </w:rPr>
+      </w:pPr>
+    </w:p>
+    <w:p>
+      <w:pPr>
+        <w:rPr>
+          <w:rFonts w:hint="eastAsia"/>
+          <w:lang w:val="en-US" w:eastAsia="zh-CN"/>
+        </w:rPr>
+      </w:pPr>
+    </w:p>
+    <w:p>
+      <w:pPr>
+        <w:rPr>
+          <w:rFonts w:hint="eastAsia"/>
+          <w:lang w:val="en-US" w:eastAsia="zh-CN"/>
+        </w:rPr>
+      </w:pPr>
+    </w:p>
+    <w:p>
+      <w:pPr>
+        <w:keepNext w:val="0"/>
+        <w:keepLines w:val="0"/>
+        <w:widowControl/>
+        <w:numPr>
+          <w:ilvl w:val="0"/>
+          <w:numId w:val="1"/>
+        </w:numPr>
+        <w:suppressLineNumbers w:val="0"/>
+        <w:spacing w:before="0" w:beforeAutospacing="1" w:after="0" w:afterAutospacing="1"/>
+        <w:ind w:left="-360" w:leftChars="0"/>
+        <w:rPr>
+          <w:rFonts w:hint="default"/>
+        </w:rPr>
+      </w:pPr>
+      <w:r>
+        <w:rPr>
+          <w:rFonts w:hint="default"/>
+        </w:rPr>
+        <w:t>头条发布流程</w:t>
+      </w:r>
+    </w:p>
+    <w:p>
+      <w:pPr>
+        <w:keepNext w:val="0"/>
+        <w:keepLines w:val="0"/>
+        <w:widowControl/>
+        <w:numPr>
+          <w:ilvl w:val="0"/>
+          <w:numId w:val="1"/>
+        </w:numPr>
+        <w:suppressLineNumbers w:val="0"/>
+        <w:spacing w:before="0" w:beforeAutospacing="1" w:after="0" w:afterAutospacing="1"/>
+        <w:ind w:left="-360" w:leftChars="0"/>
+        <w:rPr>
+          <w:rFonts w:hint="default"/>
+        </w:rPr>
+      </w:pPr>
+      <w:r>
+        <w:rPr>
           <w:rFonts w:hint="eastAsia" w:eastAsiaTheme="minorEastAsia"/>
           <w:lang w:eastAsia="zh-CN"/>
         </w:rPr>
-      </w:pPr>
-      <w:bookmarkStart w:id="0" w:name="_GoBack"/>
-      <w:bookmarkEnd w:id="0"/>
-    </w:p>
-    <w:p>
-      <w:pPr>
-        <w:rPr>
-          <w:rFonts w:hint="eastAsia" w:eastAsiaTheme="minorEastAsia"/>
-          <w:lang w:eastAsia="zh-CN"/>
-        </w:rPr>
-      </w:pPr>
-      <w:r>
-        <w:rPr>
-          <w:rFonts w:hint="eastAsia" w:eastAsiaTheme="minorEastAsia"/>
-          <w:lang w:eastAsia="zh-CN"/>
-        </w:rPr>
         <w:drawing>
           <wp:inline distT="0" distB="0" distL="114300" distR="114300">
-            <wp:extent cx="5188585" cy="1958340"/>
-            <wp:effectExtent l="0" t="0" r="5715" b="10160"/>
-            <wp:docPr id="1" name="图片 1" descr="68de915ff9b1f0f149f9541256608e63"/>
+            <wp:extent cx="5269230" cy="2442845"/>
+            <wp:effectExtent l="0" t="0" r="1270" b="8255"/>
+            <wp:docPr id="1" name="图片 1" descr="38df3a5fa25ae0738ed36226ba73159d"/>
             <wp:cNvGraphicFramePr>
               <a:graphicFrameLocks xmlns:a="http://schemas.openxmlformats.org/drawingml/2006/main" noChangeAspect="1"/>
             </wp:cNvGraphicFramePr>
@@ -36,7 +105,7 @@
               <a:graphicData uri="http://schemas.openxmlformats.org/drawingml/2006/picture">
                 <pic:pic xmlns:pic="http://schemas.openxmlformats.org/drawingml/2006/picture">
                   <pic:nvPicPr>
-                    <pic:cNvPr id="1" name="图片 1" descr="68de915ff9b1f0f149f9541256608e63"/>
+                    <pic:cNvPr id="1" name="图片 1" descr="38df3a5fa25ae0738ed36226ba73159d"/>
                     <pic:cNvPicPr>
                       <a:picLocks noChangeAspect="1"/>
                     </pic:cNvPicPr>
@@ -50,7 +119,7 @@
                   <pic:spPr>
                     <a:xfrm>
                       <a:off x="0" y="0"/>
-                      <a:ext cx="5188585" cy="1958340"/>
+                      <a:ext cx="5269230" cy="2442845"/>
                     </a:xfrm>
                     <a:prstGeom prst="rect">
                       <a:avLst/>
@@ -63,6 +132,720 @@
         </w:drawing>
       </w:r>
     </w:p>
+    <w:p>
+      <w:pPr>
+        <w:keepNext w:val="0"/>
+        <w:keepLines w:val="0"/>
+        <w:widowControl/>
+        <w:numPr>
+          <w:ilvl w:val="0"/>
+          <w:numId w:val="1"/>
+        </w:numPr>
+        <w:suppressLineNumbers w:val="0"/>
+        <w:spacing w:before="0" w:beforeAutospacing="1" w:after="0" w:afterAutospacing="1"/>
+        <w:ind w:left="-360" w:leftChars="0"/>
+        <w:rPr/>
+      </w:pPr>
+      <w:r>
+        <w:rPr>
+          <w:rFonts w:hint="default"/>
+        </w:rPr>
+        <w:t>业务目的：允许普通用户选择新闻类型并提交头条内容，系统完成数据初始化与持久化，反馈发布结果。核心业务规则：类型校验：提交发布请求时，必须校验所选 </w:t>
+      </w:r>
+      <w:r>
+        <w:t>typeId</w:t>
+      </w:r>
+      <w:r>
+        <w:rPr>
+          <w:rFonts w:hint="default"/>
+        </w:rPr>
+        <w:t> 是否存在于系统中。数据初始化：新发布的头条，系统自动初始化 viewCount（浏览数）、likeCount（点赞数）、commentCount（评论数） 均为 0。数据透传：控制层（HeadlineController）仅透传参数，不处理业务逻辑。关键分支逻辑：类型校验通过：初始化头条对象 → 调用 saveHeadline 保存 → 返回头条ID → 前端提示“头条发布成功”。类型校验不通过：直接返回失败标记 false → 前端提示“发布失败，所选类型无效”。</w:t>
+      </w:r>
+    </w:p>
+    <w:p>
+      <w:pPr>
+        <w:keepNext w:val="0"/>
+        <w:keepLines w:val="0"/>
+        <w:widowControl/>
+        <w:numPr>
+          <w:numId w:val="0"/>
+        </w:numPr>
+        <w:suppressLineNumbers w:val="0"/>
+        <w:spacing w:before="0" w:beforeAutospacing="1" w:after="0" w:afterAutospacing="1"/>
+        <w:ind w:left="-360" w:leftChars="0"/>
+        <w:rPr/>
+      </w:pPr>
+    </w:p>
+    <w:p>
+      <w:pPr>
+        <w:keepNext w:val="0"/>
+        <w:keepLines w:val="0"/>
+        <w:widowControl/>
+        <w:numPr>
+          <w:ilvl w:val="0"/>
+          <w:numId w:val="2"/>
+        </w:numPr>
+        <w:suppressLineNumbers w:val="0"/>
+        <w:spacing w:before="0" w:beforeAutospacing="1" w:after="0" w:afterAutospacing="1"/>
+        <w:ind w:left="-360" w:leftChars="0"/>
+        <w:rPr>
+          <w:rFonts w:hint="default"/>
+        </w:rPr>
+      </w:pPr>
+      <w:r>
+        <w:rPr>
+          <w:rFonts w:hint="default"/>
+        </w:rPr>
+        <w:t>普通用户删除头条流程</w:t>
+      </w:r>
+    </w:p>
+    <w:p>
+      <w:pPr>
+        <w:keepNext w:val="0"/>
+        <w:keepLines w:val="0"/>
+        <w:widowControl/>
+        <w:numPr>
+          <w:ilvl w:val="0"/>
+          <w:numId w:val="2"/>
+        </w:numPr>
+        <w:suppressLineNumbers w:val="0"/>
+        <w:spacing w:before="0" w:beforeAutospacing="1" w:after="0" w:afterAutospacing="1"/>
+        <w:ind w:left="-360" w:leftChars="0"/>
+        <w:rPr>
+          <w:rFonts w:hint="default"/>
+        </w:rPr>
+      </w:pPr>
+      <w:r>
+        <w:rPr>
+          <w:rFonts w:hint="eastAsia" w:eastAsiaTheme="minorEastAsia"/>
+          <w:lang w:eastAsia="zh-CN"/>
+        </w:rPr>
+        <w:drawing>
+          <wp:inline distT="0" distB="0" distL="114300" distR="114300">
+            <wp:extent cx="5262880" cy="3324225"/>
+            <wp:effectExtent l="0" t="0" r="7620" b="3175"/>
+            <wp:docPr id="2" name="图片 2" descr="d36cc5e07d909bb7f07313bae31cedc8"/>
+            <wp:cNvGraphicFramePr>
+              <a:graphicFrameLocks xmlns:a="http://schemas.openxmlformats.org/drawingml/2006/main" noChangeAspect="1"/>
+            </wp:cNvGraphicFramePr>
+            <a:graphic xmlns:a="http://schemas.openxmlformats.org/drawingml/2006/main">
+              <a:graphicData uri="http://schemas.openxmlformats.org/drawingml/2006/picture">
+                <pic:pic xmlns:pic="http://schemas.openxmlformats.org/drawingml/2006/picture">
+                  <pic:nvPicPr>
+                    <pic:cNvPr id="2" name="图片 2" descr="d36cc5e07d909bb7f07313bae31cedc8"/>
+                    <pic:cNvPicPr>
+                      <a:picLocks noChangeAspect="1"/>
+                    </pic:cNvPicPr>
+                  </pic:nvPicPr>
+                  <pic:blipFill>
+                    <a:blip r:embed="rId5"/>
+                    <a:stretch>
+                      <a:fillRect/>
+                    </a:stretch>
+                  </pic:blipFill>
+                  <pic:spPr>
+                    <a:xfrm>
+                      <a:off x="0" y="0"/>
+                      <a:ext cx="5262880" cy="3324225"/>
+                    </a:xfrm>
+                    <a:prstGeom prst="rect">
+                      <a:avLst/>
+                    </a:prstGeom>
+                  </pic:spPr>
+                </pic:pic>
+              </a:graphicData>
+            </a:graphic>
+          </wp:inline>
+        </w:drawing>
+      </w:r>
+      <w:r>
+        <w:rPr>
+          <w:rFonts w:hint="default"/>
+        </w:rPr>
+        <w:t>业务目的：允许普通用户删除自己发布的头条，系统需进行严格的权限校验，并级联清理关联数据。核心业务规则：权限强制校验：删除前必须根据 loginUserId 校验当前用户是否为该头条的发布者。级联删除：删除头条主表数据时，必须同步删除该头条关联的所有点赞记录与评论记录（利用外键或手动删除）。操作隔离：用户无法删除他人发布的头条。关键分支逻辑：当前用户 = 发布者：执行 remove(headlineId) 删除数据 → 删除完成 → 提示“删除成功”。当前用户 ≠ 发布者：返回权限不足提示 → 提示“不能删除他人头条”。</w:t>
+      </w:r>
+    </w:p>
+    <w:p>
+      <w:pPr>
+        <w:keepNext w:val="0"/>
+        <w:keepLines w:val="0"/>
+        <w:widowControl/>
+        <w:numPr>
+          <w:ilvl w:val="0"/>
+          <w:numId w:val="2"/>
+        </w:numPr>
+        <w:suppressLineNumbers w:val="0"/>
+        <w:spacing w:before="0" w:beforeAutospacing="1" w:after="0" w:afterAutospacing="1"/>
+        <w:ind w:left="-360" w:leftChars="0" w:firstLine="0" w:firstLineChars="0"/>
+        <w:rPr>
+          <w:rFonts w:hint="default"/>
+        </w:rPr>
+      </w:pPr>
+      <w:r>
+        <w:rPr>
+          <w:rFonts w:hint="default"/>
+        </w:rPr>
+        <w:t>点赞与取消点赞流程</w:t>
+      </w:r>
+    </w:p>
+    <w:p>
+      <w:pPr>
+        <w:keepNext w:val="0"/>
+        <w:keepLines w:val="0"/>
+        <w:widowControl/>
+        <w:numPr>
+          <w:ilvl w:val="0"/>
+          <w:numId w:val="2"/>
+        </w:numPr>
+        <w:suppressLineNumbers w:val="0"/>
+        <w:spacing w:before="0" w:beforeAutospacing="1" w:after="0" w:afterAutospacing="1"/>
+        <w:ind w:left="-360" w:leftChars="0" w:firstLine="0" w:firstLineChars="0"/>
+        <w:rPr/>
+      </w:pPr>
+      <w:r>
+        <w:rPr>
+          <w:rFonts w:hint="eastAsia" w:eastAsiaTheme="minorEastAsia"/>
+          <w:lang w:eastAsia="zh-CN"/>
+        </w:rPr>
+        <w:drawing>
+          <wp:inline distT="0" distB="0" distL="114300" distR="114300">
+            <wp:extent cx="5245735" cy="3146425"/>
+            <wp:effectExtent l="0" t="0" r="12065" b="3175"/>
+            <wp:docPr id="3" name="图片 3" descr="116ec05c49f76d122bf43f9e6a425ad7"/>
+            <wp:cNvGraphicFramePr>
+              <a:graphicFrameLocks xmlns:a="http://schemas.openxmlformats.org/drawingml/2006/main" noChangeAspect="1"/>
+            </wp:cNvGraphicFramePr>
+            <a:graphic xmlns:a="http://schemas.openxmlformats.org/drawingml/2006/main">
+              <a:graphicData uri="http://schemas.openxmlformats.org/drawingml/2006/picture">
+                <pic:pic xmlns:pic="http://schemas.openxmlformats.org/drawingml/2006/picture">
+                  <pic:nvPicPr>
+                    <pic:cNvPr id="3" name="图片 3" descr="116ec05c49f76d122bf43f9e6a425ad7"/>
+                    <pic:cNvPicPr>
+                      <a:picLocks noChangeAspect="1"/>
+                    </pic:cNvPicPr>
+                  </pic:nvPicPr>
+                  <pic:blipFill>
+                    <a:blip r:embed="rId6"/>
+                    <a:stretch>
+                      <a:fillRect/>
+                    </a:stretch>
+                  </pic:blipFill>
+                  <pic:spPr>
+                    <a:xfrm>
+                      <a:off x="0" y="0"/>
+                      <a:ext cx="5245735" cy="3146425"/>
+                    </a:xfrm>
+                    <a:prstGeom prst="rect">
+                      <a:avLst/>
+                    </a:prstGeom>
+                  </pic:spPr>
+                </pic:pic>
+              </a:graphicData>
+            </a:graphic>
+          </wp:inline>
+        </w:drawing>
+      </w:r>
+      <w:r>
+        <w:rPr>
+          <w:rFonts w:hint="default"/>
+        </w:rPr>
+        <w:t>业务目的：支持用户对头条进行点赞或取消点赞操作，并保持点赞状态与数量的实时一致性。</w:t>
+      </w:r>
+    </w:p>
+    <w:p>
+      <w:pPr>
+        <w:keepNext w:val="0"/>
+        <w:keepLines w:val="0"/>
+        <w:widowControl/>
+        <w:numPr>
+          <w:numId w:val="0"/>
+        </w:numPr>
+        <w:suppressLineNumbers w:val="0"/>
+        <w:spacing w:before="0" w:beforeAutospacing="1" w:after="0" w:afterAutospacing="1"/>
+        <w:ind w:left="-360" w:leftChars="0"/>
+        <w:rPr/>
+      </w:pPr>
+    </w:p>
+    <w:p>
+      <w:pPr>
+        <w:keepNext w:val="0"/>
+        <w:keepLines w:val="0"/>
+        <w:widowControl/>
+        <w:numPr>
+          <w:numId w:val="0"/>
+        </w:numPr>
+        <w:suppressLineNumbers w:val="0"/>
+        <w:spacing w:before="0" w:beforeAutospacing="1" w:after="0" w:afterAutospacing="1"/>
+        <w:ind w:left="-360" w:leftChars="0"/>
+        <w:rPr/>
+      </w:pPr>
+    </w:p>
+    <w:p>
+      <w:pPr>
+        <w:keepNext w:val="0"/>
+        <w:keepLines w:val="0"/>
+        <w:widowControl/>
+        <w:numPr>
+          <w:numId w:val="0"/>
+        </w:numPr>
+        <w:suppressLineNumbers w:val="0"/>
+        <w:spacing w:before="0" w:beforeAutospacing="1" w:after="0" w:afterAutospacing="1"/>
+        <w:ind w:left="-360" w:leftChars="0"/>
+        <w:rPr/>
+      </w:pPr>
+      <w:r>
+        <w:rPr>
+          <w:rFonts w:hint="default"/>
+        </w:rPr>
+        <w:t>核心业务规则</w:t>
+      </w:r>
+      <w:r>
+        <w:rPr>
+          <w:rFonts w:hint="eastAsia"/>
+          <w:lang w:eastAsia="zh-CN"/>
+        </w:rPr>
+        <w:t>：</w:t>
+      </w:r>
+      <w:r>
+        <w:rPr>
+          <w:rFonts w:hint="default"/>
+        </w:rPr>
+        <w:t>防重复校验：每次操作前必须调用 isUserLiked 检查当前用户是否已对该头条点赞。状态互斥：“点赞”操作仅在未点赞状态下执行，“取消点赞”仅在已点赞状态下执行。数据一致性：点赞记录的增删（addLike / cancelLike）必须与头条表的点赞计数字段（likeCount）增减操作保持同步（建议放在同一事务中）。关键分支逻辑：点赞 &amp;&amp; 未点赞：执行 addLike 插入记录 → 执行 increaseLikeCount 计数+1。取消点赞 &amp;&amp; 已点赞：执行 cancelLike 删除记录 → 执行 decreaseLikeCount 计数-1。重复操作（已点赞再次点“赞”）：直接提示“已点赞”，流程终止。</w:t>
+      </w:r>
+    </w:p>
+    <w:p>
+      <w:pPr>
+        <w:keepNext w:val="0"/>
+        <w:keepLines w:val="0"/>
+        <w:widowControl/>
+        <w:numPr>
+          <w:numId w:val="0"/>
+        </w:numPr>
+        <w:suppressLineNumbers w:val="0"/>
+        <w:spacing w:before="0" w:beforeAutospacing="1" w:after="0" w:afterAutospacing="1"/>
+        <w:ind w:left="-360" w:leftChars="0"/>
+        <w:rPr/>
+      </w:pPr>
+    </w:p>
+    <w:p>
+      <w:pPr>
+        <w:keepNext w:val="0"/>
+        <w:keepLines w:val="0"/>
+        <w:widowControl/>
+        <w:numPr>
+          <w:ilvl w:val="0"/>
+          <w:numId w:val="1"/>
+        </w:numPr>
+        <w:suppressLineNumbers w:val="0"/>
+        <w:spacing w:before="0" w:beforeAutospacing="1" w:after="0" w:afterAutospacing="1"/>
+        <w:ind w:left="-360" w:leftChars="0" w:firstLine="0" w:firstLineChars="0"/>
+        <w:rPr>
+          <w:rFonts w:hint="default"/>
+        </w:rPr>
+      </w:pPr>
+      <w:r>
+        <w:rPr>
+          <w:rFonts w:hint="default"/>
+        </w:rPr>
+        <w:t>评论发布流程</w:t>
+      </w:r>
+    </w:p>
+    <w:p>
+      <w:pPr>
+        <w:keepNext w:val="0"/>
+        <w:keepLines w:val="0"/>
+        <w:widowControl/>
+        <w:numPr>
+          <w:numId w:val="0"/>
+        </w:numPr>
+        <w:suppressLineNumbers w:val="0"/>
+        <w:spacing w:before="0" w:beforeAutospacing="1" w:after="0" w:afterAutospacing="1"/>
+        <w:ind w:left="-360" w:leftChars="0"/>
+        <w:rPr/>
+      </w:pPr>
+      <w:r>
+        <w:rPr>
+          <w:rFonts w:hint="eastAsia" w:eastAsiaTheme="minorEastAsia"/>
+          <w:lang w:eastAsia="zh-CN"/>
+        </w:rPr>
+        <w:drawing>
+          <wp:inline distT="0" distB="0" distL="114300" distR="114300">
+            <wp:extent cx="5260975" cy="1610360"/>
+            <wp:effectExtent l="0" t="0" r="9525" b="2540"/>
+            <wp:docPr id="4" name="图片 4" descr="ca06f2ed64c6cd24830034ba1dc42766"/>
+            <wp:cNvGraphicFramePr>
+              <a:graphicFrameLocks xmlns:a="http://schemas.openxmlformats.org/drawingml/2006/main" noChangeAspect="1"/>
+            </wp:cNvGraphicFramePr>
+            <a:graphic xmlns:a="http://schemas.openxmlformats.org/drawingml/2006/main">
+              <a:graphicData uri="http://schemas.openxmlformats.org/drawingml/2006/picture">
+                <pic:pic xmlns:pic="http://schemas.openxmlformats.org/drawingml/2006/picture">
+                  <pic:nvPicPr>
+                    <pic:cNvPr id="4" name="图片 4" descr="ca06f2ed64c6cd24830034ba1dc42766"/>
+                    <pic:cNvPicPr>
+                      <a:picLocks noChangeAspect="1"/>
+                    </pic:cNvPicPr>
+                  </pic:nvPicPr>
+                  <pic:blipFill>
+                    <a:blip r:embed="rId7"/>
+                    <a:stretch>
+                      <a:fillRect/>
+                    </a:stretch>
+                  </pic:blipFill>
+                  <pic:spPr>
+                    <a:xfrm>
+                      <a:off x="0" y="0"/>
+                      <a:ext cx="5260975" cy="1610360"/>
+                    </a:xfrm>
+                    <a:prstGeom prst="rect">
+                      <a:avLst/>
+                    </a:prstGeom>
+                  </pic:spPr>
+                </pic:pic>
+              </a:graphicData>
+            </a:graphic>
+          </wp:inline>
+        </w:drawing>
+      </w:r>
+      <w:r>
+        <w:rPr>
+          <w:rFonts w:hint="default"/>
+        </w:rPr>
+        <w:t>业务目的：允许用户对指定头条发布评论，并支持嵌套回复（二级评论）。核心业务规则：父评论支持：支持传入 parentCid（父评论ID），为 null 时表示一级评论，非 null 时表示回复特定评论。计数联动：评论数据保存成功后，必须同步更新对应头条的 commentCount 字段 +1。实时反馈：发布成功后需将生成的评论实体返回给前端，用于局部刷新。关键分支逻辑：调用 publishComment 保存评论实体 → 返回评论实体数据 → 调用 increaseCommentCount 更新计数 → 前端提示“评论发布成功”。</w:t>
+      </w:r>
+    </w:p>
+    <w:p>
+      <w:pPr>
+        <w:keepNext w:val="0"/>
+        <w:keepLines w:val="0"/>
+        <w:widowControl/>
+        <w:numPr>
+          <w:numId w:val="0"/>
+        </w:numPr>
+        <w:suppressLineNumbers w:val="0"/>
+        <w:spacing w:before="0" w:beforeAutospacing="1" w:after="0" w:afterAutospacing="1"/>
+        <w:ind w:left="-360" w:leftChars="0"/>
+        <w:rPr/>
+      </w:pPr>
+    </w:p>
+    <w:p>
+      <w:pPr>
+        <w:keepNext w:val="0"/>
+        <w:keepLines w:val="0"/>
+        <w:widowControl/>
+        <w:numPr>
+          <w:ilvl w:val="0"/>
+          <w:numId w:val="1"/>
+        </w:numPr>
+        <w:suppressLineNumbers w:val="0"/>
+        <w:spacing w:before="0" w:beforeAutospacing="1" w:after="0" w:afterAutospacing="1"/>
+        <w:ind w:left="-360" w:leftChars="0" w:firstLine="0" w:firstLineChars="0"/>
+        <w:rPr>
+          <w:rFonts w:hint="default"/>
+        </w:rPr>
+      </w:pPr>
+      <w:r>
+        <w:rPr>
+          <w:rFonts w:hint="default"/>
+        </w:rPr>
+        <w:t>管理员删除头条流程</w:t>
+      </w:r>
+    </w:p>
+    <w:p>
+      <w:pPr>
+        <w:keepNext w:val="0"/>
+        <w:keepLines w:val="0"/>
+        <w:widowControl/>
+        <w:numPr>
+          <w:numId w:val="0"/>
+        </w:numPr>
+        <w:suppressLineNumbers w:val="0"/>
+        <w:spacing w:before="0" w:beforeAutospacing="1" w:after="0" w:afterAutospacing="1"/>
+        <w:ind w:left="-360" w:leftChars="0"/>
+        <w:rPr/>
+      </w:pPr>
+      <w:r>
+        <w:rPr>
+          <w:rFonts w:hint="eastAsia" w:eastAsiaTheme="minorEastAsia"/>
+          <w:lang w:eastAsia="zh-CN"/>
+        </w:rPr>
+        <w:drawing>
+          <wp:inline distT="0" distB="0" distL="114300" distR="114300">
+            <wp:extent cx="5223510" cy="2289175"/>
+            <wp:effectExtent l="0" t="0" r="8890" b="9525"/>
+            <wp:docPr id="5" name="图片 5" descr="bbd8d4554af634bce6d6ae2eca301a5b"/>
+            <wp:cNvGraphicFramePr>
+              <a:graphicFrameLocks xmlns:a="http://schemas.openxmlformats.org/drawingml/2006/main" noChangeAspect="1"/>
+            </wp:cNvGraphicFramePr>
+            <a:graphic xmlns:a="http://schemas.openxmlformats.org/drawingml/2006/main">
+              <a:graphicData uri="http://schemas.openxmlformats.org/drawingml/2006/picture">
+                <pic:pic xmlns:pic="http://schemas.openxmlformats.org/drawingml/2006/picture">
+                  <pic:nvPicPr>
+                    <pic:cNvPr id="5" name="图片 5" descr="bbd8d4554af634bce6d6ae2eca301a5b"/>
+                    <pic:cNvPicPr>
+                      <a:picLocks noChangeAspect="1"/>
+                    </pic:cNvPicPr>
+                  </pic:nvPicPr>
+                  <pic:blipFill>
+                    <a:blip r:embed="rId8"/>
+                    <a:stretch>
+                      <a:fillRect/>
+                    </a:stretch>
+                  </pic:blipFill>
+                  <pic:spPr>
+                    <a:xfrm>
+                      <a:off x="0" y="0"/>
+                      <a:ext cx="5223510" cy="2289175"/>
+                    </a:xfrm>
+                    <a:prstGeom prst="rect">
+                      <a:avLst/>
+                    </a:prstGeom>
+                  </pic:spPr>
+                </pic:pic>
+              </a:graphicData>
+            </a:graphic>
+          </wp:inline>
+        </w:drawing>
+      </w:r>
+      <w:r>
+        <w:rPr>
+          <w:rFonts w:hint="default"/>
+        </w:rPr>
+        <w:t>业务目的：赋予管理员最高权限，用于删除系统中任意违规或不实的头条内容。核心业务规则：免校验删除：管理员删除任意头条时，无需校验该头条是否为自己发布，无需校验用户身份。直接物理删除：直接调用底层删除接口（可复用普通删除逻辑，但跳过权限校验层）。关键分支逻辑：管理员发起请求（携带 headlineId 与 adminLoginId）→ 业务层直接执行删除 → 返回成功标记 true → 提示“删除成功”。</w:t>
+      </w:r>
+    </w:p>
+    <w:p>
+      <w:pPr>
+        <w:keepNext w:val="0"/>
+        <w:keepLines w:val="0"/>
+        <w:widowControl/>
+        <w:numPr>
+          <w:ilvl w:val="0"/>
+          <w:numId w:val="1"/>
+        </w:numPr>
+        <w:suppressLineNumbers w:val="0"/>
+        <w:spacing w:before="0" w:beforeAutospacing="1" w:after="0" w:afterAutospacing="1"/>
+        <w:ind w:left="-360" w:leftChars="0" w:firstLine="0" w:firstLineChars="0"/>
+        <w:rPr>
+          <w:rFonts w:hint="default"/>
+        </w:rPr>
+      </w:pPr>
+      <w:r>
+        <w:rPr>
+          <w:rFonts w:hint="default"/>
+        </w:rPr>
+        <w:t>公告查询流程</w:t>
+      </w:r>
+    </w:p>
+    <w:p>
+      <w:pPr>
+        <w:keepNext w:val="0"/>
+        <w:keepLines w:val="0"/>
+        <w:widowControl/>
+        <w:numPr>
+          <w:numId w:val="0"/>
+        </w:numPr>
+        <w:suppressLineNumbers w:val="0"/>
+        <w:spacing w:before="0" w:beforeAutospacing="1" w:after="0" w:afterAutospacing="1"/>
+        <w:ind w:left="-360" w:leftChars="0"/>
+        <w:rPr/>
+      </w:pPr>
+      <w:r>
+        <w:rPr>
+          <w:rFonts w:hint="eastAsia" w:eastAsiaTheme="minorEastAsia"/>
+          <w:lang w:eastAsia="zh-CN"/>
+        </w:rPr>
+        <w:drawing>
+          <wp:inline distT="0" distB="0" distL="114300" distR="114300">
+            <wp:extent cx="5248910" cy="3031490"/>
+            <wp:effectExtent l="0" t="0" r="8890" b="3810"/>
+            <wp:docPr id="6" name="图片 6" descr="07713be542b80415934d09eb808c0c9b"/>
+            <wp:cNvGraphicFramePr>
+              <a:graphicFrameLocks xmlns:a="http://schemas.openxmlformats.org/drawingml/2006/main" noChangeAspect="1"/>
+            </wp:cNvGraphicFramePr>
+            <a:graphic xmlns:a="http://schemas.openxmlformats.org/drawingml/2006/main">
+              <a:graphicData uri="http://schemas.openxmlformats.org/drawingml/2006/picture">
+                <pic:pic xmlns:pic="http://schemas.openxmlformats.org/drawingml/2006/picture">
+                  <pic:nvPicPr>
+                    <pic:cNvPr id="6" name="图片 6" descr="07713be542b80415934d09eb808c0c9b"/>
+                    <pic:cNvPicPr>
+                      <a:picLocks noChangeAspect="1"/>
+                    </pic:cNvPicPr>
+                  </pic:nvPicPr>
+                  <pic:blipFill>
+                    <a:blip r:embed="rId9"/>
+                    <a:stretch>
+                      <a:fillRect/>
+                    </a:stretch>
+                  </pic:blipFill>
+                  <pic:spPr>
+                    <a:xfrm>
+                      <a:off x="0" y="0"/>
+                      <a:ext cx="5248910" cy="3031490"/>
+                    </a:xfrm>
+                    <a:prstGeom prst="rect">
+                      <a:avLst/>
+                    </a:prstGeom>
+                  </pic:spPr>
+                </pic:pic>
+              </a:graphicData>
+            </a:graphic>
+          </wp:inline>
+        </w:drawing>
+      </w:r>
+      <w:r>
+        <w:rPr>
+          <w:rFonts w:hint="default"/>
+        </w:rPr>
+        <w:t>业务目的：支持普通用户在首页或专门页面检索系统发布的公告信息。核心业务规则：模糊检索：支持按关键词（keyword）对公告的标题或内容进行模糊匹配查询。</w:t>
+      </w:r>
+    </w:p>
+    <w:p>
+      <w:pPr>
+        <w:keepNext w:val="0"/>
+        <w:keepLines w:val="0"/>
+        <w:widowControl/>
+        <w:numPr>
+          <w:numId w:val="0"/>
+        </w:numPr>
+        <w:suppressLineNumbers w:val="0"/>
+        <w:spacing w:before="0" w:beforeAutospacing="1" w:after="0" w:afterAutospacing="1"/>
+        <w:ind w:left="-360" w:leftChars="0"/>
+        <w:rPr/>
+      </w:pPr>
+    </w:p>
+    <w:p>
+      <w:pPr>
+        <w:keepNext w:val="0"/>
+        <w:keepLines w:val="0"/>
+        <w:widowControl/>
+        <w:numPr>
+          <w:numId w:val="0"/>
+        </w:numPr>
+        <w:suppressLineNumbers w:val="0"/>
+        <w:spacing w:before="0" w:beforeAutospacing="1" w:after="0" w:afterAutospacing="1"/>
+        <w:ind w:left="-360" w:leftChars="0"/>
+        <w:rPr/>
+      </w:pPr>
+    </w:p>
+    <w:p>
+      <w:pPr>
+        <w:keepNext w:val="0"/>
+        <w:keepLines w:val="0"/>
+        <w:widowControl/>
+        <w:numPr>
+          <w:numId w:val="0"/>
+        </w:numPr>
+        <w:suppressLineNumbers w:val="0"/>
+        <w:spacing w:before="0" w:beforeAutospacing="1" w:after="0" w:afterAutospacing="1"/>
+        <w:ind w:left="-360" w:leftChars="0"/>
+        <w:rPr/>
+      </w:pPr>
+      <w:r>
+        <w:rPr>
+          <w:rFonts w:hint="default"/>
+        </w:rPr>
+        <w:t>非必须参数：关键词可为空，为空时返回全部公告列表（或默认分页列表）。</w:t>
+      </w:r>
+      <w:bookmarkStart w:id="0" w:name="_GoBack"/>
+      <w:bookmarkEnd w:id="0"/>
+      <w:r>
+        <w:rPr>
+          <w:rFonts w:hint="default"/>
+        </w:rPr>
+        <w:t>关键分支逻辑：</w:t>
+      </w:r>
+    </w:p>
+    <w:p>
+      <w:pPr>
+        <w:keepNext w:val="0"/>
+        <w:keepLines w:val="0"/>
+        <w:widowControl/>
+        <w:numPr>
+          <w:numId w:val="0"/>
+        </w:numPr>
+        <w:suppressLineNumbers w:val="0"/>
+        <w:spacing w:before="0" w:beforeAutospacing="1" w:after="0" w:afterAutospacing="1"/>
+        <w:ind w:left="-360" w:leftChars="0"/>
+        <w:rPr/>
+      </w:pPr>
+    </w:p>
+    <w:p>
+      <w:pPr>
+        <w:keepNext w:val="0"/>
+        <w:keepLines w:val="0"/>
+        <w:widowControl/>
+        <w:numPr>
+          <w:numId w:val="0"/>
+        </w:numPr>
+        <w:suppressLineNumbers w:val="0"/>
+        <w:spacing w:before="0" w:beforeAutospacing="1" w:after="0" w:afterAutospacing="1"/>
+        <w:ind w:left="-360" w:leftChars="0"/>
+        <w:rPr/>
+      </w:pPr>
+    </w:p>
+    <w:p>
+      <w:pPr>
+        <w:keepNext w:val="0"/>
+        <w:keepLines w:val="0"/>
+        <w:widowControl/>
+        <w:numPr>
+          <w:numId w:val="0"/>
+        </w:numPr>
+        <w:suppressLineNumbers w:val="0"/>
+        <w:spacing w:before="0" w:beforeAutospacing="1" w:after="0" w:afterAutospacing="1"/>
+        <w:ind w:left="-360" w:leftChars="0"/>
+        <w:rPr/>
+      </w:pPr>
+      <w:r>
+        <w:rPr>
+          <w:rFonts w:hint="default"/>
+        </w:rPr>
+        <w:t>用户输入关键词（可选）→ 调用 queryAnnouncement(keyword) → 业务层组装查询条件 → 返回公告列表 → 前端渲染展示。</w:t>
+      </w:r>
+    </w:p>
+    <w:p>
+      <w:pPr>
+        <w:keepNext w:val="0"/>
+        <w:keepLines w:val="0"/>
+        <w:widowControl/>
+        <w:numPr>
+          <w:numId w:val="0"/>
+        </w:numPr>
+        <w:suppressLineNumbers w:val="0"/>
+        <w:spacing w:before="0" w:beforeAutospacing="1" w:after="0" w:afterAutospacing="1"/>
+        <w:ind w:left="-360" w:leftChars="0"/>
+        <w:rPr/>
+      </w:pPr>
+    </w:p>
+    <w:p>
+      <w:pPr>
+        <w:keepNext w:val="0"/>
+        <w:keepLines w:val="0"/>
+        <w:widowControl/>
+        <w:numPr>
+          <w:numId w:val="0"/>
+        </w:numPr>
+        <w:suppressLineNumbers w:val="0"/>
+        <w:spacing w:before="0" w:beforeAutospacing="1" w:after="0" w:afterAutospacing="1"/>
+        <w:ind w:left="-360" w:leftChars="0"/>
+      </w:pPr>
+    </w:p>
+    <w:p>
+      <w:pPr>
+        <w:rPr>
+          <w:rFonts w:hint="default"/>
+          <w:lang w:val="en-US" w:eastAsia="zh-CN"/>
+        </w:rPr>
+      </w:pPr>
+    </w:p>
+    <w:p>
+      <w:pPr>
+        <w:rPr>
+          <w:rFonts w:hint="eastAsia" w:eastAsiaTheme="minorEastAsia"/>
+          <w:lang w:eastAsia="zh-CN"/>
+        </w:rPr>
+      </w:pPr>
+    </w:p>
     <w:sectPr>
       <w:pgSz w:w="11906" w:h="16838"/>
       <w:pgMar w:top="1440" w:right="1800" w:bottom="1440" w:left="1800" w:header="851" w:footer="992" w:gutter="0"/>
@@ -73,12 +856,47 @@
 </w:document>
 </file>
 
+<file path=word/numbering.xml><?xml version="1.0" encoding="utf-8"?>
+<w:numbering xmlns:wpc="http://schemas.microsoft.com/office/word/2010/wordprocessingCanvas" xmlns:mc="http://schemas.openxmlformats.org/markup-compatibility/2006" xmlns:o="urn:schemas-microsoft-com:office:office" xmlns:r="http://schemas.openxmlformats.org/officeDocument/2006/relationships" xmlns:m="http://schemas.openxmlformats.org/officeDocument/2006/math" xmlns:v="urn:schemas-microsoft-com:vml" xmlns:wp14="http://schemas.microsoft.com/office/word/2010/wordprocessingDrawing" xmlns:wp="http://schemas.openxmlformats.org/drawingml/2006/wordprocessingDrawing" xmlns:w10="urn:schemas-microsoft-com:office:word" xmlns:w="http://schemas.openxmlformats.org/wordprocessingml/2006/main" xmlns:w14="http://schemas.microsoft.com/office/word/2010/wordml" xmlns:wpg="http://schemas.microsoft.com/office/word/2010/wordprocessingGroup" xmlns:wpi="http://schemas.microsoft.com/office/word/2010/wordprocessingInk" xmlns:wne="http://schemas.microsoft.com/office/word/2006/wordml" xmlns:wps="http://schemas.microsoft.com/office/word/2010/wordprocessingShape" xmlns:wpsCustomData="http://www.wps.cn/officeDocument/2013/wpsCustomData" mc:Ignorable="w14 wp14">
+  <w:abstractNum w:abstractNumId="0">
+    <w:nsid w:val="8C5347C3"/>
+    <w:multiLevelType w:val="singleLevel"/>
+    <w:tmpl w:val="8C5347C3"/>
+    <w:lvl w:ilvl="0" w:tentative="0">
+      <w:start w:val="1"/>
+      <w:numFmt w:val="decimal"/>
+      <w:suff w:val="space"/>
+      <w:lvlText w:val="%1."/>
+      <w:lvlJc w:val="left"/>
+    </w:lvl>
+  </w:abstractNum>
+  <w:abstractNum w:abstractNumId="1">
+    <w:nsid w:val="5801BF47"/>
+    <w:multiLevelType w:val="singleLevel"/>
+    <w:tmpl w:val="5801BF47"/>
+    <w:lvl w:ilvl="0" w:tentative="0">
+      <w:start w:val="2"/>
+      <w:numFmt w:val="decimal"/>
+      <w:suff w:val="space"/>
+      <w:lvlText w:val="%1."/>
+      <w:lvlJc w:val="left"/>
+    </w:lvl>
+  </w:abstractNum>
+  <w:num w:numId="1">
+    <w:abstractNumId w:val="0"/>
+  </w:num>
+  <w:num w:numId="2">
+    <w:abstractNumId w:val="1"/>
+  </w:num>
+</w:numbering>
+</file>
+
 <file path=word/styles.xml><?xml version="1.0" encoding="utf-8"?>
 <w:styles xmlns:mc="http://schemas.openxmlformats.org/markup-compatibility/2006" xmlns:o="urn:schemas-microsoft-com:office:office" xmlns:r="http://schemas.openxmlformats.org/officeDocument/2006/relationships" xmlns:m="http://schemas.openxmlformats.org/officeDocument/2006/math" xmlns:v="urn:schemas-microsoft-com:vml" xmlns:w="http://schemas.openxmlformats.org/wordprocessingml/2006/main" xmlns:w14="http://schemas.microsoft.com/office/word/2010/wordml" xmlns:w10="urn:schemas-microsoft-com:office:word" xmlns:sl="http://schemas.openxmlformats.org/schemaLibrary/2006/main" xmlns:wpsCustomData="http://www.wps.cn/officeDocument/2013/wpsCustomData" mc:Ignorable="w14">
   <w:docDefaults>
     <w:rPrDefault>
       <w:rPr>
-        <w:rFonts w:asciiTheme="minorHAnsi" w:hAnsiTheme="minorHAnsi" w:eastAsiaTheme="minorEastAsia" w:cstheme="minorBidi"/>
+        <w:rFonts w:ascii="Times New Roman" w:hAnsi="Times New Roman" w:eastAsia="宋体" w:cs="Times New Roman"/>
       </w:rPr>
     </w:rPrDefault>
     <w:pPrDefault/>
@@ -349,12 +1167,34 @@
       <w:lang w:val="en-US" w:eastAsia="zh-CN" w:bidi="ar-SA"/>
     </w:rPr>
   </w:style>
-  <w:style w:type="character" w:default="1" w:styleId="3">
+  <w:style w:type="paragraph" w:styleId="2">
+    <w:name w:val="heading 3"/>
+    <w:basedOn w:val="1"/>
+    <w:next w:val="1"/>
+    <w:semiHidden/>
+    <w:unhideWhenUsed/>
+    <w:qFormat/>
+    <w:uiPriority w:val="0"/>
+    <w:pPr>
+      <w:spacing w:before="0" w:beforeAutospacing="1" w:after="0" w:afterAutospacing="1"/>
+      <w:jc w:val="left"/>
+    </w:pPr>
+    <w:rPr>
+      <w:rFonts w:hint="eastAsia" w:ascii="宋体" w:hAnsi="宋体" w:eastAsia="宋体" w:cs="宋体"/>
+      <w:b/>
+      <w:bCs/>
+      <w:kern w:val="0"/>
+      <w:sz w:val="27"/>
+      <w:szCs w:val="27"/>
+      <w:lang w:val="en-US" w:eastAsia="zh-CN" w:bidi="ar"/>
+    </w:rPr>
+  </w:style>
+  <w:style w:type="character" w:default="1" w:styleId="5">
     <w:name w:val="Default Paragraph Font"/>
     <w:semiHidden/>
     <w:uiPriority w:val="0"/>
   </w:style>
-  <w:style w:type="table" w:default="1" w:styleId="2">
+  <w:style w:type="table" w:default="1" w:styleId="4">
     <w:name w:val="Normal Table"/>
     <w:semiHidden/>
     <w:uiPriority w:val="0"/>
@@ -366,6 +1206,23 @@
         <w:right w:w="108" w:type="dxa"/>
       </w:tblCellMar>
     </w:tblPr>
+  </w:style>
+  <w:style w:type="paragraph" w:styleId="3">
+    <w:name w:val="Normal (Web)"/>
+    <w:basedOn w:val="1"/>
+    <w:uiPriority w:val="0"/>
+    <w:rPr>
+      <w:sz w:val="24"/>
+    </w:rPr>
+  </w:style>
+  <w:style w:type="character" w:styleId="6">
+    <w:name w:val="HTML Code"/>
+    <w:basedOn w:val="5"/>
+    <w:uiPriority w:val="0"/>
+    <w:rPr>
+      <w:rFonts w:ascii="Courier New" w:hAnsi="Courier New"/>
+      <w:sz w:val="20"/>
+    </w:rPr>
   </w:style>
 </w:styles>
 </file>
